--- a/templates_word/conventionvae.docx
+++ b/templates_word/conventionvae.docx
@@ -1242,6 +1242,38 @@
         <w:rPr>
           <w:rFonts w:ascii="Calibri" w:hAnsi="Calibri" w:cs="Calibri"/>
           <w:b/>
+        </w:rPr>
+      </w:pPr>
+    </w:p>
+    <w:p>
+      <w:pPr>
+        <w:rPr>
+          <w:rFonts w:ascii="Calibri" w:hAnsi="Calibri" w:cs="Calibri"/>
+          <w:b/>
+        </w:rPr>
+      </w:pPr>
+    </w:p>
+    <w:p>
+      <w:pPr>
+        <w:rPr>
+          <w:rFonts w:ascii="Calibri" w:hAnsi="Calibri" w:cs="Calibri"/>
+          <w:b/>
+        </w:rPr>
+      </w:pPr>
+    </w:p>
+    <w:p>
+      <w:pPr>
+        <w:rPr>
+          <w:rFonts w:ascii="Calibri" w:hAnsi="Calibri" w:cs="Calibri"/>
+          <w:b/>
+        </w:rPr>
+      </w:pPr>
+    </w:p>
+    <w:p>
+      <w:pPr>
+        <w:rPr>
+          <w:rFonts w:ascii="Calibri" w:hAnsi="Calibri" w:cs="Calibri"/>
+          <w:b/>
           <w:sz w:val="24"/>
           <w:szCs w:val="24"/>
         </w:rPr>
@@ -1250,26 +1282,8 @@
         <w:rPr>
           <w:rFonts w:ascii="Calibri" w:hAnsi="Calibri" w:cs="Calibri"/>
           <w:b/>
-        </w:rPr>
-        <w:br w:type="page"/>
-      </w:r>
-    </w:p>
-    <w:p>
-      <w:pPr>
-        <w:pStyle w:val="p"/>
-        <w:spacing w:before="15" w:after="30"/>
-        <w:jc w:val="both"/>
-        <w:rPr>
-          <w:rFonts w:ascii="Calibri" w:hAnsi="Calibri" w:cs="Calibri"/>
-          <w:b/>
-          <w:sz w:val="18"/>
-          <w:szCs w:val="18"/>
-        </w:rPr>
-      </w:pPr>
-      <w:r>
-        <w:rPr>
-          <w:rFonts w:ascii="Calibri" w:hAnsi="Calibri" w:cs="Calibri"/>
-          <w:b/>
+          <w:sz w:val="24"/>
+          <w:szCs w:val="24"/>
         </w:rPr>
         <w:lastRenderedPageBreak/>
         <w:t>Caractéristiques de la certification :</w:t>
@@ -2629,6 +2643,8 @@
       <w:r>
         <w:rPr>
           <w:rFonts w:ascii="Calibri" w:hAnsi="Calibri" w:cs="Calibri"/>
+          <w:b/>
+          <w:bCs/>
         </w:rPr>
         <w:t>Code RNCP/RS :</w:t>
       </w:r>
@@ -2662,65 +2678,52 @@
       <w:r>
         <w:rPr>
           <w:rFonts w:ascii="Calibri" w:hAnsi="Calibri" w:cs="Calibri"/>
+          <w:b/>
+          <w:bCs/>
           <w:kern w:val="36"/>
           <w:sz w:val="24"/>
           <w:szCs w:val="24"/>
         </w:rPr>
-        <w:br w:type="page"/>
-      </w:r>
-    </w:p>
-    <w:p>
-      <w:pPr>
-        <w:pStyle w:val="Titre1"/>
-        <w:keepNext w:val="0"/>
-        <w:spacing w:before="150" w:after="75"/>
-        <w:jc w:val="left"/>
-        <w:rPr>
-          <w:rFonts w:ascii="Calibri" w:hAnsi="Calibri" w:cs="Calibri"/>
-          <w:sz w:val="28"/>
-          <w:szCs w:val="28"/>
-        </w:rPr>
-      </w:pPr>
-      <w:r>
-        <w:rPr>
-          <w:rFonts w:ascii="Calibri" w:hAnsi="Calibri" w:cs="Calibri"/>
+        <w:t xml:space="preserve">Article 3 </w:t>
+      </w:r>
+      <w:r>
+        <w:rPr>
+          <w:rFonts w:ascii="Calibri" w:hAnsi="Calibri" w:cs="Calibri"/>
+          <w:b/>
+          <w:bCs/>
           <w:kern w:val="36"/>
           <w:sz w:val="24"/>
           <w:szCs w:val="24"/>
         </w:rPr>
-        <w:lastRenderedPageBreak/>
-        <w:t xml:space="preserve">Article 3 </w:t>
-      </w:r>
-      <w:r>
-        <w:rPr>
-          <w:rFonts w:ascii="Calibri" w:hAnsi="Calibri" w:cs="Calibri"/>
+        <w:t>–</w:t>
+      </w:r>
+      <w:r>
+        <w:rPr>
+          <w:rFonts w:ascii="Calibri" w:hAnsi="Calibri" w:cs="Calibri"/>
+          <w:b/>
+          <w:bCs/>
           <w:kern w:val="36"/>
           <w:sz w:val="24"/>
           <w:szCs w:val="24"/>
         </w:rPr>
-        <w:t>–</w:t>
-      </w:r>
-      <w:r>
-        <w:rPr>
-          <w:rFonts w:ascii="Calibri" w:hAnsi="Calibri" w:cs="Calibri"/>
+        <w:t xml:space="preserve"> </w:t>
+      </w:r>
+      <w:r>
+        <w:rPr>
+          <w:rFonts w:ascii="Calibri" w:hAnsi="Calibri" w:cs="Calibri"/>
+          <w:b/>
+          <w:bCs/>
           <w:kern w:val="36"/>
           <w:sz w:val="24"/>
           <w:szCs w:val="24"/>
         </w:rPr>
-        <w:t xml:space="preserve"> </w:t>
-      </w:r>
-      <w:r>
-        <w:rPr>
-          <w:rFonts w:ascii="Calibri" w:hAnsi="Calibri" w:cs="Calibri"/>
-          <w:kern w:val="36"/>
-          <w:sz w:val="24"/>
-          <w:szCs w:val="24"/>
-        </w:rPr>
         <w:t>Modalités d’accompagnement</w:t>
       </w:r>
       <w:r>
         <w:rPr>
           <w:rFonts w:ascii="Calibri" w:hAnsi="Calibri" w:cs="Calibri"/>
+          <w:b/>
+          <w:bCs/>
           <w:kern w:val="36"/>
           <w:sz w:val="24"/>
           <w:szCs w:val="24"/>
@@ -3046,8 +3049,8 @@
           <w:noProof/>
         </w:rPr>
         <w:lastRenderedPageBreak/>
-        <w:pict w14:anchorId="16446117">
-          <v:rect id="_x0000_i1029" alt="" style="width:435.6pt;height:.05pt;mso-width-percent:0;mso-height-percent:0;mso-width-percent:0;mso-height-percent:0" o:hralign="center" o:hrstd="t" o:hr="t" fillcolor="#a0a0a0" stroked="f"/>
+        <w:pict w14:anchorId="59A8D2CF">
+          <v:rect id="_x0000_i1028" alt="" style="width:435.6pt;height:.05pt;mso-width-percent:0;mso-height-percent:0;mso-width-percent:0;mso-height-percent:0" o:hralign="center" o:hrstd="t" o:hr="t" fillcolor="#a0a0a0" stroked="f"/>
         </w:pict>
       </w:r>
     </w:p>
@@ -3234,8 +3237,8 @@
           <w:noProof/>
         </w:rPr>
         <w:lastRenderedPageBreak/>
-        <w:pict w14:anchorId="1F58AE18">
-          <v:rect id="_x0000_i1028" alt="" style="width:435.6pt;height:.05pt;mso-width-percent:0;mso-height-percent:0;mso-width-percent:0;mso-height-percent:0" o:hralign="center" o:hrstd="t" o:hr="t" fillcolor="#a0a0a0" stroked="f"/>
+        <w:pict w14:anchorId="20B63836">
+          <v:rect id="_x0000_i1027" alt="" style="width:435.6pt;height:.05pt;mso-width-percent:0;mso-height-percent:0;mso-width-percent:0;mso-height-percent:0" o:hralign="center" o:hrstd="t" o:hr="t" fillcolor="#a0a0a0" stroked="f"/>
         </w:pict>
       </w:r>
     </w:p>
@@ -3480,8 +3483,8 @@
           <w:noProof/>
         </w:rPr>
         <w:lastRenderedPageBreak/>
-        <w:pict w14:anchorId="1B0CCC50">
-          <v:rect id="_x0000_i1027" alt="" style="width:435.6pt;height:.05pt;mso-width-percent:0;mso-height-percent:0;mso-width-percent:0;mso-height-percent:0" o:hralign="center" o:hrstd="t" o:hr="t" fillcolor="#a0a0a0" stroked="f"/>
+        <w:pict w14:anchorId="01239648">
+          <v:rect id="_x0000_i1026" alt="" style="width:435.6pt;height:.05pt;mso-width-percent:0;mso-height-percent:0;mso-width-percent:0;mso-height-percent:0" o:hralign="center" o:hrstd="t" o:hr="t" fillcolor="#a0a0a0" stroked="f"/>
         </w:pict>
       </w:r>
     </w:p>
@@ -3649,6 +3652,15 @@
     </w:p>
     <w:p>
       <w:pPr>
+        <w:pStyle w:val="NormalWeb"/>
+        <w:ind w:left="360"/>
+        <w:rPr>
+          <w:rFonts w:asciiTheme="minorHAnsi" w:hAnsiTheme="minorHAnsi" w:cstheme="minorHAnsi"/>
+        </w:rPr>
+      </w:pPr>
+    </w:p>
+    <w:p>
+      <w:pPr>
         <w:rPr>
           <w:rFonts w:asciiTheme="minorHAnsi" w:hAnsiTheme="minorHAnsi" w:cstheme="minorHAnsi"/>
           <w:sz w:val="24"/>
@@ -3658,44 +3670,10 @@
       <w:r>
         <w:rPr>
           <w:rFonts w:asciiTheme="minorHAnsi" w:hAnsiTheme="minorHAnsi" w:cstheme="minorHAnsi"/>
-        </w:rPr>
-        <w:br w:type="page"/>
-      </w:r>
-    </w:p>
-    <w:p>
-      <w:pPr>
-        <w:pStyle w:val="NormalWeb"/>
-        <w:ind w:left="360"/>
-        <w:rPr>
-          <w:rFonts w:asciiTheme="minorHAnsi" w:hAnsiTheme="minorHAnsi" w:cstheme="minorHAnsi"/>
-        </w:rPr>
-      </w:pPr>
-      <w:r>
-        <w:rPr>
-          <w:rFonts w:asciiTheme="minorHAnsi" w:hAnsiTheme="minorHAnsi" w:cstheme="minorHAnsi"/>
-          <w:noProof/>
-        </w:rPr>
-        <w:lastRenderedPageBreak/>
-        <w:pict w14:anchorId="29B653E2">
-          <v:rect id="_x0000_i1026" alt="" style="width:435.6pt;height:.05pt;mso-width-percent:0;mso-height-percent:0;mso-width-percent:0;mso-height-percent:0" o:hralign="center" o:hrstd="t" o:hr="t" fillcolor="#a0a0a0" stroked="f"/>
-        </w:pict>
-      </w:r>
-    </w:p>
-    <w:p>
-      <w:pPr>
-        <w:pStyle w:val="NormalWeb"/>
-        <w:ind w:left="360"/>
-        <w:rPr>
-          <w:rFonts w:asciiTheme="minorHAnsi" w:hAnsiTheme="minorHAnsi" w:cstheme="minorHAnsi"/>
           <w:b/>
           <w:bCs/>
-        </w:rPr>
-      </w:pPr>
-      <w:r>
-        <w:rPr>
-          <w:rFonts w:asciiTheme="minorHAnsi" w:hAnsiTheme="minorHAnsi" w:cstheme="minorHAnsi"/>
-          <w:b/>
-          <w:bCs/>
+          <w:sz w:val="24"/>
+          <w:szCs w:val="24"/>
         </w:rPr>
         <w:t>Phase 4 – Relectures commentées, consolidation et finalisation du dossier</w:t>
       </w:r>
@@ -3860,8 +3838,8 @@
           <w:noProof/>
         </w:rPr>
         <w:lastRenderedPageBreak/>
-        <w:pict w14:anchorId="46321E61">
-          <v:rect id="_x0000_i1025" alt="" style="width:449.5pt;height:.05pt;mso-width-percent:0;mso-height-percent:0;mso-width-percent:0;mso-height-percent:0" o:hrpct="991" o:hralign="center" o:hrstd="t" o:hr="t" fillcolor="#a0a0a0" stroked="f"/>
+        <w:pict w14:anchorId="1EDD1262">
+          <v:rect id="_x0000_i1025" alt="" style="width:445.45pt;height:.05pt;mso-width-percent:0;mso-height-percent:0;mso-width-percent:0;mso-height-percent:0" o:hrpct="982" o:hralign="center" o:hrstd="t" o:hr="t" fillcolor="#a0a0a0" stroked="f"/>
         </w:pict>
       </w:r>
     </w:p>
@@ -17722,25 +17700,6 @@
 </file>
 
 <file path=customXml/item1.xml><?xml version="1.0" encoding="utf-8"?>
-<p:properties xmlns:p="http://schemas.microsoft.com/office/2006/metadata/properties" xmlns:xsi="http://www.w3.org/2001/XMLSchema-instance" xmlns:pc="http://schemas.microsoft.com/office/infopath/2007/PartnerControls">
-  <documentManagement/>
-</p:properties>
-</file>
-
-<file path=customXml/item2.xml><?xml version="1.0" encoding="utf-8"?>
-<?mso-contentType ?>
-<FormTemplates xmlns="http://schemas.microsoft.com/sharepoint/v3/contenttype/forms">
-  <Display>DocumentLibraryForm</Display>
-  <Edit>DocumentLibraryForm</Edit>
-  <New>DocumentLibraryForm</New>
-</FormTemplates>
-</file>
-
-<file path=customXml/item3.xml><?xml version="1.0" encoding="utf-8"?>
-<b:Sources xmlns:b="http://schemas.openxmlformats.org/officeDocument/2006/bibliography" xmlns="http://schemas.openxmlformats.org/officeDocument/2006/bibliography" SelectedStyle="\APA.XSL" StyleName="APA"/>
-</file>
-
-<file path=customXml/item4.xml><?xml version="1.0" encoding="utf-8"?>
 <ct:contentTypeSchema xmlns:ct="http://schemas.microsoft.com/office/2006/metadata/contentType" xmlns:ma="http://schemas.microsoft.com/office/2006/metadata/properties/metaAttributes" ct:_="" ma:_="" ma:contentTypeName="Document" ma:contentTypeID="0x010100C3E2D558BB2BB141A354A08AE5EF8ED7" ma:contentTypeVersion="0" ma:contentTypeDescription="Crée un document." ma:contentTypeScope="" ma:versionID="85b2200c7b572da49fb311609afa97d4">
   <xsd:schema xmlns:xsd="http://www.w3.org/2001/XMLSchema" xmlns:xs="http://www.w3.org/2001/XMLSchema" xmlns:p="http://schemas.microsoft.com/office/2006/metadata/properties" targetNamespace="http://schemas.microsoft.com/office/2006/metadata/properties" ma:root="true" ma:fieldsID="531dd4653f8cc8c89cec826417faa1b7">
     <xsd:element name="properties">
@@ -17854,32 +17813,26 @@
 </ct:contentTypeSchema>
 </file>
 
-<file path=customXml/itemProps1.xml><?xml version="1.0" encoding="utf-8"?>
-<ds:datastoreItem xmlns:ds="http://schemas.openxmlformats.org/officeDocument/2006/customXml" ds:itemID="{9B861009-9820-4857-AA9C-602B39F16E37}">
-  <ds:schemaRefs>
-    <ds:schemaRef ds:uri="http://schemas.microsoft.com/office/2006/metadata/properties"/>
-    <ds:schemaRef ds:uri="http://schemas.microsoft.com/office/infopath/2007/PartnerControls"/>
-  </ds:schemaRefs>
-</ds:datastoreItem>
+<file path=customXml/item2.xml><?xml version="1.0" encoding="utf-8"?>
+<b:Sources xmlns:b="http://schemas.openxmlformats.org/officeDocument/2006/bibliography" xmlns="http://schemas.openxmlformats.org/officeDocument/2006/bibliography" SelectedStyle="\APA.XSL" StyleName="APA"/>
 </file>
 
-<file path=customXml/itemProps2.xml><?xml version="1.0" encoding="utf-8"?>
-<ds:datastoreItem xmlns:ds="http://schemas.openxmlformats.org/officeDocument/2006/customXml" ds:itemID="{C506BECE-024A-43AA-93E1-A1692C200E80}">
-  <ds:schemaRefs>
-    <ds:schemaRef ds:uri="http://schemas.microsoft.com/sharepoint/v3/contenttype/forms"/>
-  </ds:schemaRefs>
-</ds:datastoreItem>
+<file path=customXml/item3.xml><?xml version="1.0" encoding="utf-8"?>
+<?mso-contentType ?>
+<FormTemplates xmlns="http://schemas.microsoft.com/sharepoint/v3/contenttype/forms">
+  <Display>DocumentLibraryForm</Display>
+  <Edit>DocumentLibraryForm</Edit>
+  <New>DocumentLibraryForm</New>
+</FormTemplates>
 </file>
 
-<file path=customXml/itemProps3.xml><?xml version="1.0" encoding="utf-8"?>
-<ds:datastoreItem xmlns:ds="http://schemas.openxmlformats.org/officeDocument/2006/customXml" ds:itemID="{FA4514EC-27B2-4787-8027-F556B4D33CCA}">
-  <ds:schemaRefs>
-    <ds:schemaRef ds:uri="http://schemas.openxmlformats.org/officeDocument/2006/bibliography"/>
-  </ds:schemaRefs>
-</ds:datastoreItem>
+<file path=customXml/item4.xml><?xml version="1.0" encoding="utf-8"?>
+<p:properties xmlns:p="http://schemas.microsoft.com/office/2006/metadata/properties" xmlns:xsi="http://www.w3.org/2001/XMLSchema-instance" xmlns:pc="http://schemas.microsoft.com/office/infopath/2007/PartnerControls">
+  <documentManagement/>
+</p:properties>
 </file>
 
-<file path=customXml/itemProps4.xml><?xml version="1.0" encoding="utf-8"?>
+<file path=customXml/itemProps1.xml><?xml version="1.0" encoding="utf-8"?>
 <ds:datastoreItem xmlns:ds="http://schemas.openxmlformats.org/officeDocument/2006/customXml" ds:itemID="{A704FC22-10E1-4FFA-B87C-AE46E9C14F47}">
   <ds:schemaRefs>
     <ds:schemaRef ds:uri="http://schemas.microsoft.com/office/2006/metadata/contentType"/>
@@ -17893,4 +17846,29 @@
     <ds:schemaRef ds:uri="http://schemas.microsoft.com/office/infopath/2007/PartnerControls"/>
   </ds:schemaRefs>
 </ds:datastoreItem>
+</file>
+
+<file path=customXml/itemProps2.xml><?xml version="1.0" encoding="utf-8"?>
+<ds:datastoreItem xmlns:ds="http://schemas.openxmlformats.org/officeDocument/2006/customXml" ds:itemID="{FA4514EC-27B2-4787-8027-F556B4D33CCA}">
+  <ds:schemaRefs>
+    <ds:schemaRef ds:uri="http://schemas.openxmlformats.org/officeDocument/2006/bibliography"/>
+  </ds:schemaRefs>
+</ds:datastoreItem>
+</file>
+
+<file path=customXml/itemProps3.xml><?xml version="1.0" encoding="utf-8"?>
+<ds:datastoreItem xmlns:ds="http://schemas.openxmlformats.org/officeDocument/2006/customXml" ds:itemID="{C506BECE-024A-43AA-93E1-A1692C200E80}">
+  <ds:schemaRefs>
+    <ds:schemaRef ds:uri="http://schemas.microsoft.com/sharepoint/v3/contenttype/forms"/>
+  </ds:schemaRefs>
+</ds:datastoreItem>
+</file>
+
+<file path=customXml/itemProps4.xml><?xml version="1.0" encoding="utf-8"?>
+<ds:datastoreItem xmlns:ds="http://schemas.openxmlformats.org/officeDocument/2006/customXml" ds:itemID="{9B861009-9820-4857-AA9C-602B39F16E37}">
+  <ds:schemaRefs>
+    <ds:schemaRef ds:uri="http://schemas.microsoft.com/office/2006/metadata/properties"/>
+    <ds:schemaRef ds:uri="http://schemas.microsoft.com/office/infopath/2007/PartnerControls"/>
+  </ds:schemaRefs>
+</ds:datastoreItem>
 </file>
--- a/templates_word/conventionvae.docx
+++ b/templates_word/conventionvae.docx
@@ -1,6 +1,6 @@
 
 <file path=word/document.xml><?xml version="1.0" encoding="utf-8"?>
-<w:document xmlns:wpc="http://schemas.microsoft.com/office/word/2010/wordprocessingCanvas" xmlns:cx="http://schemas.microsoft.com/office/drawing/2014/chartex" xmlns:cx1="http://schemas.microsoft.com/office/drawing/2015/9/8/chartex" xmlns:cx2="http://schemas.microsoft.com/office/drawing/2015/10/21/chartex" xmlns:cx3="http://schemas.microsoft.com/office/drawing/2016/5/9/chartex" xmlns:cx4="http://schemas.microsoft.com/office/drawing/2016/5/10/chartex" xmlns:cx5="http://schemas.microsoft.com/office/drawing/2016/5/11/chartex" xmlns:cx6="http://schemas.microsoft.com/office/drawing/2016/5/12/chartex" xmlns:cx7="http://schemas.microsoft.com/office/drawing/2016/5/13/chartex" xmlns:cx8="http://schemas.microsoft.com/office/drawing/2016/5/14/chartex" xmlns:mc="http://schemas.openxmlformats.org/markup-compatibility/2006" xmlns:aink="http://schemas.microsoft.com/office/drawing/2016/ink" xmlns:am3d="http://schemas.microsoft.com/office/drawing/2017/model3d" xmlns:o="urn:schemas-microsoft-com:office:office" xmlns:oel="http://schemas.microsoft.com/office/2019/extlst" xmlns:r="http://schemas.openxmlformats.org/officeDocument/2006/relationships" xmlns:m="http://schemas.openxmlformats.org/officeDocument/2006/math" xmlns:v="urn:schemas-microsoft-com:vml" xmlns:wp14="http://schemas.microsoft.com/office/word/2010/wordprocessingDrawing" xmlns:wp="http://schemas.openxmlformats.org/drawingml/2006/wordprocessingDrawing" xmlns:w10="urn:schemas-microsoft-com:office:word" xmlns:w="http://schemas.openxmlformats.org/wordprocessingml/2006/main" xmlns:w14="http://schemas.microsoft.com/office/word/2010/wordml" xmlns:w15="http://schemas.microsoft.com/office/word/2012/wordml" xmlns:w16cex="http://schemas.microsoft.com/office/word/2018/wordml/cex" xmlns:w16cid="http://schemas.microsoft.com/office/word/2016/wordml/cid" xmlns:w16="http://schemas.microsoft.com/office/word/2018/wordml" xmlns:w16du="http://schemas.microsoft.com/office/word/2023/wordml/word16du" xmlns:w16sdtdh="http://schemas.microsoft.com/office/word/2020/wordml/sdtdatahash" xmlns:w16sdtfl="http://schemas.microsoft.com/office/word/2024/wordml/sdtformatlock" xmlns:w16se="http://schemas.microsoft.com/office/word/2015/wordml/symex" xmlns:wpg="http://schemas.microsoft.com/office/word/2010/wordprocessingGroup" xmlns:wpi="http://schemas.microsoft.com/office/word/2010/wordprocessingInk" xmlns:wne="http://schemas.microsoft.com/office/word/2006/wordml" xmlns:wps="http://schemas.microsoft.com/office/word/2010/wordprocessingShape" mc:Ignorable="w14 w15 w16se w16cid w16 w16cex w16sdtdh w16sdtfl w16du wp14">
+<w:document xmlns:wpc="http://schemas.microsoft.com/office/word/2010/wordprocessingCanvas" xmlns:cx="http://schemas.microsoft.com/office/drawing/2014/chartex" xmlns:cx1="http://schemas.microsoft.com/office/drawing/2015/9/8/chartex" xmlns:cx2="http://schemas.microsoft.com/office/drawing/2015/10/21/chartex" xmlns:cx3="http://schemas.microsoft.com/office/drawing/2016/5/9/chartex" xmlns:cx4="http://schemas.microsoft.com/office/drawing/2016/5/10/chartex" xmlns:cx5="http://schemas.microsoft.com/office/drawing/2016/5/11/chartex" xmlns:cx6="http://schemas.microsoft.com/office/drawing/2016/5/12/chartex" xmlns:cx7="http://schemas.microsoft.com/office/drawing/2016/5/13/chartex" xmlns:cx8="http://schemas.microsoft.com/office/drawing/2016/5/14/chartex" xmlns:mc="http://schemas.openxmlformats.org/markup-compatibility/2006" xmlns:m="http://schemas.openxmlformats.org/officeDocument/2006/math" xmlns:aink="http://schemas.microsoft.com/office/drawing/2016/ink" xmlns:am3d="http://schemas.microsoft.com/office/drawing/2017/model3d" xmlns:oel="http://schemas.microsoft.com/office/2019/extlst" xmlns:r="http://schemas.openxmlformats.org/officeDocument/2006/relationships" xmlns:wp14="http://schemas.microsoft.com/office/word/2010/wordprocessingDrawing" xmlns:wp="http://schemas.openxmlformats.org/drawingml/2006/wordprocessingDrawing" xmlns:wpg="http://schemas.microsoft.com/office/word/2010/wordprocessingGroup" xmlns:wpi="http://schemas.microsoft.com/office/word/2010/wordprocessingInk" xmlns:wps="http://schemas.microsoft.com/office/word/2010/wordprocessingShape" xmlns:o="urn:schemas-microsoft-com:office:office" xmlns:v="urn:schemas-microsoft-com:vml" xmlns:w10="urn:schemas-microsoft-com:office:word" xmlns:w="http://schemas.openxmlformats.org/wordprocessingml/2006/main" xmlns:w14="http://schemas.microsoft.com/office/word/2010/wordml" xmlns:w15="http://schemas.microsoft.com/office/word/2012/wordml" xmlns:w16cei="http://schemas.microsoft.com/office/word/2026/wordml/cei" xmlns:w16cex="http://schemas.microsoft.com/office/word/2018/wordml/cex" xmlns:w16cid="http://schemas.microsoft.com/office/word/2016/wordml/cid" xmlns:w16="http://schemas.microsoft.com/office/word/2018/wordml" xmlns:w16sdtdh="http://schemas.microsoft.com/office/word/2020/wordml/sdtdatahash" xmlns:w16sdtfl="http://schemas.microsoft.com/office/word/2024/wordml/sdtformatlock" xmlns:w16se="http://schemas.microsoft.com/office/word/2015/wordml/symex" xmlns:w16du="http://schemas.microsoft.com/office/word/2023/wordml/word16du" xmlns:wne="http://schemas.microsoft.com/office/word/2006/wordml" mc:Ignorable="w14 w15 w16se w16cid w16 w16cex w16sdtdh w16sdtfl w16du wp14">
   <w:body>
     <w:p>
       <w:pPr>
@@ -3045,12 +3045,15 @@
       </w:pPr>
       <w:r>
         <w:rPr>
-          <w:rFonts w:asciiTheme="minorHAnsi" w:hAnsiTheme="minorHAnsi" w:cstheme="minorHAnsi"/>
           <w:noProof/>
         </w:rPr>
-        <w:lastRenderedPageBreak/>
-        <w:pict w14:anchorId="59A8D2CF">
-          <v:rect id="_x0000_i1028" alt="" style="width:435.6pt;height:.05pt;mso-width-percent:0;mso-height-percent:0;mso-width-percent:0;mso-height-percent:0" o:hralign="center" o:hrstd="t" o:hr="t" fillcolor="#a0a0a0" stroked="f"/>
+      </w:r>
+      <w:r>
+        <w:pict w14:anchorId="2864D70E">
+          <v:rect id="Horizontal Line 1" o:spid="_x0000_s2053" style="width:449.7pt;height:.05pt;visibility:visible;mso-wrap-style:square;mso-left-percent:-10001;mso-top-percent:-10001;mso-position-horizontal:absolute;mso-position-horizontal-relative:char;mso-position-vertical:absolute;mso-position-vertical-relative:line;mso-left-percent:-10001;mso-top-percent:-10001;v-text-anchor:top" o:gfxdata="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" filled="f">
+            <o:lock v:ext="edit" rotation="t" aspectratio="t" verticies="t" text="t" shapetype="t"/>
+            <w10:anchorlock/>
+          </v:rect>
         </w:pict>
       </w:r>
     </w:p>
@@ -3233,12 +3236,15 @@
       </w:pPr>
       <w:r>
         <w:rPr>
-          <w:rFonts w:asciiTheme="minorHAnsi" w:hAnsiTheme="minorHAnsi" w:cstheme="minorHAnsi"/>
           <w:noProof/>
         </w:rPr>
-        <w:lastRenderedPageBreak/>
-        <w:pict w14:anchorId="20B63836">
-          <v:rect id="_x0000_i1027" alt="" style="width:435.6pt;height:.05pt;mso-width-percent:0;mso-height-percent:0;mso-width-percent:0;mso-height-percent:0" o:hralign="center" o:hrstd="t" o:hr="t" fillcolor="#a0a0a0" stroked="f"/>
+      </w:r>
+      <w:r>
+        <w:pict w14:anchorId="083E975D">
+          <v:rect id="Horizontal Line 2" o:spid="_x0000_s2052" style="width:449.7pt;height:.05pt;visibility:visible;mso-wrap-style:square;mso-left-percent:-10001;mso-top-percent:-10001;mso-position-horizontal:absolute;mso-position-horizontal-relative:char;mso-position-vertical:absolute;mso-position-vertical-relative:line;mso-left-percent:-10001;mso-top-percent:-10001;v-text-anchor:top" o:gfxdata="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" filled="f">
+            <o:lock v:ext="edit" rotation="t" aspectratio="t" verticies="t" text="t" shapetype="t"/>
+            <w10:anchorlock/>
+          </v:rect>
         </w:pict>
       </w:r>
     </w:p>
@@ -3479,12 +3485,15 @@
       </w:pPr>
       <w:r>
         <w:rPr>
-          <w:rFonts w:asciiTheme="minorHAnsi" w:hAnsiTheme="minorHAnsi" w:cstheme="minorHAnsi"/>
           <w:noProof/>
         </w:rPr>
-        <w:lastRenderedPageBreak/>
-        <w:pict w14:anchorId="01239648">
-          <v:rect id="_x0000_i1026" alt="" style="width:435.6pt;height:.05pt;mso-width-percent:0;mso-height-percent:0;mso-width-percent:0;mso-height-percent:0" o:hralign="center" o:hrstd="t" o:hr="t" fillcolor="#a0a0a0" stroked="f"/>
+      </w:r>
+      <w:r>
+        <w:pict w14:anchorId="1C567F65">
+          <v:rect id="Horizontal Line 3" o:spid="_x0000_s2051" style="width:449.7pt;height:.05pt;visibility:visible;mso-wrap-style:square;mso-left-percent:-10001;mso-top-percent:-10001;mso-position-horizontal:absolute;mso-position-horizontal-relative:char;mso-position-vertical:absolute;mso-position-vertical-relative:line;mso-left-percent:-10001;mso-top-percent:-10001;v-text-anchor:top" o:gfxdata="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" filled="f">
+            <o:lock v:ext="edit" rotation="t" aspectratio="t" verticies="t" text="t" shapetype="t"/>
+            <w10:anchorlock/>
+          </v:rect>
         </w:pict>
       </w:r>
     </w:p>
@@ -3834,12 +3843,15 @@
       </w:pPr>
       <w:r>
         <w:rPr>
-          <w:rFonts w:asciiTheme="minorHAnsi" w:hAnsiTheme="minorHAnsi" w:cstheme="minorHAnsi"/>
           <w:noProof/>
         </w:rPr>
-        <w:lastRenderedPageBreak/>
-        <w:pict w14:anchorId="1EDD1262">
-          <v:rect id="_x0000_i1025" alt="" style="width:445.45pt;height:.05pt;mso-width-percent:0;mso-height-percent:0;mso-width-percent:0;mso-height-percent:0" o:hrpct="982" o:hralign="center" o:hrstd="t" o:hr="t" fillcolor="#a0a0a0" stroked="f"/>
+      </w:r>
+      <w:r>
+        <w:pict w14:anchorId="5050EA79">
+          <v:rect id="Horizontal Line 4" o:spid="_x0000_s2050" style="width:441.6pt;height:.05pt;visibility:visible;mso-wrap-style:square;mso-left-percent:-10001;mso-top-percent:-10001;mso-position-horizontal:absolute;mso-position-horizontal-relative:char;mso-position-vertical:absolute;mso-position-vertical-relative:line;mso-left-percent:-10001;mso-top-percent:-10001;v-text-anchor:top" o:gfxdata="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" filled="f">
+            <o:lock v:ext="edit" rotation="t" aspectratio="t" verticies="t" text="t" shapetype="t"/>
+            <w10:anchorlock/>
+          </v:rect>
         </w:pict>
       </w:r>
     </w:p>
@@ -6267,52 +6279,51 @@
     </w:p>
     <w:p>
       <w:pPr>
-        <w:pStyle w:val="p"/>
-        <w:spacing w:before="15" w:after="30"/>
-        <w:jc w:val="both"/>
-        <w:rPr>
-          <w:rFonts w:ascii="Calibri" w:hAnsi="Calibri" w:cs="Calibri"/>
+        <w:rPr>
+          <w:rFonts w:ascii="Calibri" w:hAnsi="Calibri" w:cs="Calibri"/>
+          <w:b/>
+          <w:color w:val="000000"/>
           <w:sz w:val="18"/>
           <w:szCs w:val="18"/>
         </w:rPr>
       </w:pPr>
-    </w:p>
-    <w:p>
-      <w:pPr>
-        <w:pStyle w:val="p"/>
-        <w:spacing w:before="15" w:after="30"/>
-        <w:jc w:val="both"/>
-        <w:rPr>
-          <w:rFonts w:ascii="Calibri" w:hAnsi="Calibri" w:cs="Calibri"/>
+      <w:r>
+        <w:rPr>
+          <w:rFonts w:ascii="Calibri" w:hAnsi="Calibri" w:cs="Calibri"/>
+          <w:b/>
+          <w:color w:val="000000"/>
           <w:sz w:val="18"/>
           <w:szCs w:val="18"/>
         </w:rPr>
-      </w:pPr>
-    </w:p>
-    <w:p>
-      <w:pPr>
+        <w:br w:type="page"/>
+      </w:r>
+    </w:p>
+    <w:p>
+      <w:pPr>
+        <w:spacing w:before="200" w:after="120"/>
+        <w:jc w:val="both"/>
+        <w:rPr>
+          <w:rFonts w:ascii="Calibri" w:hAnsi="Calibri" w:cs="Calibri"/>
+          <w:b/>
+          <w:color w:val="000000"/>
+          <w:sz w:val="18"/>
+          <w:szCs w:val="18"/>
+        </w:rPr>
+      </w:pPr>
+    </w:p>
+    <w:p>
+      <w:pPr>
+        <w:rPr>
+          <w:sz w:val="24"/>
+        </w:rPr>
+      </w:pPr>
+      <w:r>
         <w:rPr>
           <w:rFonts w:ascii="Calibri" w:hAnsi="Calibri" w:cs="Calibri"/>
           <w:b/>
           <w:bCs/>
           <w:sz w:val="24"/>
         </w:rPr>
-      </w:pPr>
-    </w:p>
-    <w:p>
-      <w:pPr>
-        <w:rPr>
-          <w:sz w:val="24"/>
-        </w:rPr>
-      </w:pPr>
-      <w:r>
-        <w:rPr>
-          <w:rFonts w:ascii="Calibri" w:hAnsi="Calibri" w:cs="Calibri"/>
-          <w:b/>
-          <w:bCs/>
-          <w:sz w:val="24"/>
-        </w:rPr>
-        <w:lastRenderedPageBreak/>
         <w:t xml:space="preserve">Article </w:t>
       </w:r>
       <w:r>
@@ -8909,7 +8920,7 @@
 </file>
 
 <file path=word/endnotes.xml><?xml version="1.0" encoding="utf-8"?>
-<w:endnotes xmlns:wpc="http://schemas.microsoft.com/office/word/2010/wordprocessingCanvas" xmlns:cx="http://schemas.microsoft.com/office/drawing/2014/chartex" xmlns:cx1="http://schemas.microsoft.com/office/drawing/2015/9/8/chartex" xmlns:cx2="http://schemas.microsoft.com/office/drawing/2015/10/21/chartex" xmlns:cx3="http://schemas.microsoft.com/office/drawing/2016/5/9/chartex" xmlns:cx4="http://schemas.microsoft.com/office/drawing/2016/5/10/chartex" xmlns:cx5="http://schemas.microsoft.com/office/drawing/2016/5/11/chartex" xmlns:cx6="http://schemas.microsoft.com/office/drawing/2016/5/12/chartex" xmlns:cx7="http://schemas.microsoft.com/office/drawing/2016/5/13/chartex" xmlns:cx8="http://schemas.microsoft.com/office/drawing/2016/5/14/chartex" xmlns:mc="http://schemas.openxmlformats.org/markup-compatibility/2006" xmlns:aink="http://schemas.microsoft.com/office/drawing/2016/ink" xmlns:am3d="http://schemas.microsoft.com/office/drawing/2017/model3d" xmlns:o="urn:schemas-microsoft-com:office:office" xmlns:oel="http://schemas.microsoft.com/office/2019/extlst" xmlns:r="http://schemas.openxmlformats.org/officeDocument/2006/relationships" xmlns:m="http://schemas.openxmlformats.org/officeDocument/2006/math" xmlns:v="urn:schemas-microsoft-com:vml" xmlns:wp14="http://schemas.microsoft.com/office/word/2010/wordprocessingDrawing" xmlns:wp="http://schemas.openxmlformats.org/drawingml/2006/wordprocessingDrawing" xmlns:w10="urn:schemas-microsoft-com:office:word" xmlns:w="http://schemas.openxmlformats.org/wordprocessingml/2006/main" xmlns:w14="http://schemas.microsoft.com/office/word/2010/wordml" xmlns:w15="http://schemas.microsoft.com/office/word/2012/wordml" xmlns:w16cex="http://schemas.microsoft.com/office/word/2018/wordml/cex" xmlns:w16cid="http://schemas.microsoft.com/office/word/2016/wordml/cid" xmlns:w16="http://schemas.microsoft.com/office/word/2018/wordml" xmlns:w16du="http://schemas.microsoft.com/office/word/2023/wordml/word16du" xmlns:w16sdtdh="http://schemas.microsoft.com/office/word/2020/wordml/sdtdatahash" xmlns:w16sdtfl="http://schemas.microsoft.com/office/word/2024/wordml/sdtformatlock" xmlns:w16se="http://schemas.microsoft.com/office/word/2015/wordml/symex" xmlns:wpg="http://schemas.microsoft.com/office/word/2010/wordprocessingGroup" xmlns:wpi="http://schemas.microsoft.com/office/word/2010/wordprocessingInk" xmlns:wne="http://schemas.microsoft.com/office/word/2006/wordml" xmlns:wps="http://schemas.microsoft.com/office/word/2010/wordprocessingShape" mc:Ignorable="w14 w15 w16se w16cid w16 w16cex w16sdtdh w16sdtfl w16du wp14">
+<w:endnotes xmlns:wpc="http://schemas.microsoft.com/office/word/2010/wordprocessingCanvas" xmlns:cx="http://schemas.microsoft.com/office/drawing/2014/chartex" xmlns:cx1="http://schemas.microsoft.com/office/drawing/2015/9/8/chartex" xmlns:cx2="http://schemas.microsoft.com/office/drawing/2015/10/21/chartex" xmlns:cx3="http://schemas.microsoft.com/office/drawing/2016/5/9/chartex" xmlns:cx4="http://schemas.microsoft.com/office/drawing/2016/5/10/chartex" xmlns:cx5="http://schemas.microsoft.com/office/drawing/2016/5/11/chartex" xmlns:cx6="http://schemas.microsoft.com/office/drawing/2016/5/12/chartex" xmlns:cx7="http://schemas.microsoft.com/office/drawing/2016/5/13/chartex" xmlns:cx8="http://schemas.microsoft.com/office/drawing/2016/5/14/chartex" xmlns:mc="http://schemas.openxmlformats.org/markup-compatibility/2006" xmlns:m="http://schemas.openxmlformats.org/officeDocument/2006/math" xmlns:aink="http://schemas.microsoft.com/office/drawing/2016/ink" xmlns:am3d="http://schemas.microsoft.com/office/drawing/2017/model3d" xmlns:oel="http://schemas.microsoft.com/office/2019/extlst" xmlns:r="http://schemas.openxmlformats.org/officeDocument/2006/relationships" xmlns:wp14="http://schemas.microsoft.com/office/word/2010/wordprocessingDrawing" xmlns:wp="http://schemas.openxmlformats.org/drawingml/2006/wordprocessingDrawing" xmlns:wpg="http://schemas.microsoft.com/office/word/2010/wordprocessingGroup" xmlns:wpi="http://schemas.microsoft.com/office/word/2010/wordprocessingInk" xmlns:wps="http://schemas.microsoft.com/office/word/2010/wordprocessingShape" xmlns:o="urn:schemas-microsoft-com:office:office" xmlns:v="urn:schemas-microsoft-com:vml" xmlns:w10="urn:schemas-microsoft-com:office:word" xmlns:w="http://schemas.openxmlformats.org/wordprocessingml/2006/main" xmlns:w14="http://schemas.microsoft.com/office/word/2010/wordml" xmlns:w15="http://schemas.microsoft.com/office/word/2012/wordml" xmlns:w16cei="http://schemas.microsoft.com/office/word/2026/wordml/cei" xmlns:w16cex="http://schemas.microsoft.com/office/word/2018/wordml/cex" xmlns:w16cid="http://schemas.microsoft.com/office/word/2016/wordml/cid" xmlns:w16="http://schemas.microsoft.com/office/word/2018/wordml" xmlns:w16sdtdh="http://schemas.microsoft.com/office/word/2020/wordml/sdtdatahash" xmlns:w16sdtfl="http://schemas.microsoft.com/office/word/2024/wordml/sdtformatlock" xmlns:w16se="http://schemas.microsoft.com/office/word/2015/wordml/symex" xmlns:w16du="http://schemas.microsoft.com/office/word/2023/wordml/word16du" xmlns:wne="http://schemas.microsoft.com/office/word/2006/wordml" mc:Ignorable="w14 w15 w16se w16cid w16 w16cex w16sdtdh w16sdtfl w16du wp14">
   <w:endnote w:type="separator" w:id="-1">
     <w:p>
       <w:r>
@@ -8928,7 +8939,7 @@
 </file>
 
 <file path=word/footer1.xml><?xml version="1.0" encoding="utf-8"?>
-<w:ftr xmlns:wpc="http://schemas.microsoft.com/office/word/2010/wordprocessingCanvas" xmlns:cx="http://schemas.microsoft.com/office/drawing/2014/chartex" xmlns:cx1="http://schemas.microsoft.com/office/drawing/2015/9/8/chartex" xmlns:cx2="http://schemas.microsoft.com/office/drawing/2015/10/21/chartex" xmlns:cx3="http://schemas.microsoft.com/office/drawing/2016/5/9/chartex" xmlns:cx4="http://schemas.microsoft.com/office/drawing/2016/5/10/chartex" xmlns:cx5="http://schemas.microsoft.com/office/drawing/2016/5/11/chartex" xmlns:cx6="http://schemas.microsoft.com/office/drawing/2016/5/12/chartex" xmlns:cx7="http://schemas.microsoft.com/office/drawing/2016/5/13/chartex" xmlns:cx8="http://schemas.microsoft.com/office/drawing/2016/5/14/chartex" xmlns:mc="http://schemas.openxmlformats.org/markup-compatibility/2006" xmlns:aink="http://schemas.microsoft.com/office/drawing/2016/ink" xmlns:am3d="http://schemas.microsoft.com/office/drawing/2017/model3d" xmlns:o="urn:schemas-microsoft-com:office:office" xmlns:oel="http://schemas.microsoft.com/office/2019/extlst" xmlns:r="http://schemas.openxmlformats.org/officeDocument/2006/relationships" xmlns:m="http://schemas.openxmlformats.org/officeDocument/2006/math" xmlns:v="urn:schemas-microsoft-com:vml" xmlns:wp14="http://schemas.microsoft.com/office/word/2010/wordprocessingDrawing" xmlns:wp="http://schemas.openxmlformats.org/drawingml/2006/wordprocessingDrawing" xmlns:w10="urn:schemas-microsoft-com:office:word" xmlns:w="http://schemas.openxmlformats.org/wordprocessingml/2006/main" xmlns:w14="http://schemas.microsoft.com/office/word/2010/wordml" xmlns:w15="http://schemas.microsoft.com/office/word/2012/wordml" xmlns:w16cex="http://schemas.microsoft.com/office/word/2018/wordml/cex" xmlns:w16cid="http://schemas.microsoft.com/office/word/2016/wordml/cid" xmlns:w16="http://schemas.microsoft.com/office/word/2018/wordml" xmlns:w16du="http://schemas.microsoft.com/office/word/2023/wordml/word16du" xmlns:w16sdtdh="http://schemas.microsoft.com/office/word/2020/wordml/sdtdatahash" xmlns:w16sdtfl="http://schemas.microsoft.com/office/word/2024/wordml/sdtformatlock" xmlns:w16se="http://schemas.microsoft.com/office/word/2015/wordml/symex" xmlns:wpg="http://schemas.microsoft.com/office/word/2010/wordprocessingGroup" xmlns:wpi="http://schemas.microsoft.com/office/word/2010/wordprocessingInk" xmlns:wne="http://schemas.microsoft.com/office/word/2006/wordml" xmlns:wps="http://schemas.microsoft.com/office/word/2010/wordprocessingShape" mc:Ignorable="w14 w15 w16se w16cid w16 w16cex w16sdtdh w16sdtfl w16du wp14">
+<w:ftr xmlns:wpc="http://schemas.microsoft.com/office/word/2010/wordprocessingCanvas" xmlns:cx="http://schemas.microsoft.com/office/drawing/2014/chartex" xmlns:cx1="http://schemas.microsoft.com/office/drawing/2015/9/8/chartex" xmlns:cx2="http://schemas.microsoft.com/office/drawing/2015/10/21/chartex" xmlns:cx3="http://schemas.microsoft.com/office/drawing/2016/5/9/chartex" xmlns:cx4="http://schemas.microsoft.com/office/drawing/2016/5/10/chartex" xmlns:cx5="http://schemas.microsoft.com/office/drawing/2016/5/11/chartex" xmlns:cx6="http://schemas.microsoft.com/office/drawing/2016/5/12/chartex" xmlns:cx7="http://schemas.microsoft.com/office/drawing/2016/5/13/chartex" xmlns:cx8="http://schemas.microsoft.com/office/drawing/2016/5/14/chartex" xmlns:mc="http://schemas.openxmlformats.org/markup-compatibility/2006" xmlns:m="http://schemas.openxmlformats.org/officeDocument/2006/math" xmlns:aink="http://schemas.microsoft.com/office/drawing/2016/ink" xmlns:am3d="http://schemas.microsoft.com/office/drawing/2017/model3d" xmlns:oel="http://schemas.microsoft.com/office/2019/extlst" xmlns:r="http://schemas.openxmlformats.org/officeDocument/2006/relationships" xmlns:wp14="http://schemas.microsoft.com/office/word/2010/wordprocessingDrawing" xmlns:wp="http://schemas.openxmlformats.org/drawingml/2006/wordprocessingDrawing" xmlns:wpg="http://schemas.microsoft.com/office/word/2010/wordprocessingGroup" xmlns:wpi="http://schemas.microsoft.com/office/word/2010/wordprocessingInk" xmlns:wps="http://schemas.microsoft.com/office/word/2010/wordprocessingShape" xmlns:o="urn:schemas-microsoft-com:office:office" xmlns:v="urn:schemas-microsoft-com:vml" xmlns:w10="urn:schemas-microsoft-com:office:word" xmlns:w="http://schemas.openxmlformats.org/wordprocessingml/2006/main" xmlns:w14="http://schemas.microsoft.com/office/word/2010/wordml" xmlns:w15="http://schemas.microsoft.com/office/word/2012/wordml" xmlns:w16cei="http://schemas.microsoft.com/office/word/2026/wordml/cei" xmlns:w16cex="http://schemas.microsoft.com/office/word/2018/wordml/cex" xmlns:w16cid="http://schemas.microsoft.com/office/word/2016/wordml/cid" xmlns:w16="http://schemas.microsoft.com/office/word/2018/wordml" xmlns:w16sdtdh="http://schemas.microsoft.com/office/word/2020/wordml/sdtdatahash" xmlns:w16sdtfl="http://schemas.microsoft.com/office/word/2024/wordml/sdtformatlock" xmlns:w16se="http://schemas.microsoft.com/office/word/2015/wordml/symex" xmlns:w16du="http://schemas.microsoft.com/office/word/2023/wordml/word16du" xmlns:wne="http://schemas.microsoft.com/office/word/2006/wordml" mc:Ignorable="w14 w15 w16se w16cid w16 w16cex w16sdtdh w16sdtfl w16du wp14">
   <w:p>
     <w:pPr>
       <w:jc w:val="center"/>
@@ -8957,7 +8968,7 @@
 </file>
 
 <file path=word/footnotes.xml><?xml version="1.0" encoding="utf-8"?>
-<w:footnotes xmlns:wpc="http://schemas.microsoft.com/office/word/2010/wordprocessingCanvas" xmlns:cx="http://schemas.microsoft.com/office/drawing/2014/chartex" xmlns:cx1="http://schemas.microsoft.com/office/drawing/2015/9/8/chartex" xmlns:cx2="http://schemas.microsoft.com/office/drawing/2015/10/21/chartex" xmlns:cx3="http://schemas.microsoft.com/office/drawing/2016/5/9/chartex" xmlns:cx4="http://schemas.microsoft.com/office/drawing/2016/5/10/chartex" xmlns:cx5="http://schemas.microsoft.com/office/drawing/2016/5/11/chartex" xmlns:cx6="http://schemas.microsoft.com/office/drawing/2016/5/12/chartex" xmlns:cx7="http://schemas.microsoft.com/office/drawing/2016/5/13/chartex" xmlns:cx8="http://schemas.microsoft.com/office/drawing/2016/5/14/chartex" xmlns:mc="http://schemas.openxmlformats.org/markup-compatibility/2006" xmlns:aink="http://schemas.microsoft.com/office/drawing/2016/ink" xmlns:am3d="http://schemas.microsoft.com/office/drawing/2017/model3d" xmlns:o="urn:schemas-microsoft-com:office:office" xmlns:oel="http://schemas.microsoft.com/office/2019/extlst" xmlns:r="http://schemas.openxmlformats.org/officeDocument/2006/relationships" xmlns:m="http://schemas.openxmlformats.org/officeDocument/2006/math" xmlns:v="urn:schemas-microsoft-com:vml" xmlns:wp14="http://schemas.microsoft.com/office/word/2010/wordprocessingDrawing" xmlns:wp="http://schemas.openxmlformats.org/drawingml/2006/wordprocessingDrawing" xmlns:w10="urn:schemas-microsoft-com:office:word" xmlns:w="http://schemas.openxmlformats.org/wordprocessingml/2006/main" xmlns:w14="http://schemas.microsoft.com/office/word/2010/wordml" xmlns:w15="http://schemas.microsoft.com/office/word/2012/wordml" xmlns:w16cex="http://schemas.microsoft.com/office/word/2018/wordml/cex" xmlns:w16cid="http://schemas.microsoft.com/office/word/2016/wordml/cid" xmlns:w16="http://schemas.microsoft.com/office/word/2018/wordml" xmlns:w16du="http://schemas.microsoft.com/office/word/2023/wordml/word16du" xmlns:w16sdtdh="http://schemas.microsoft.com/office/word/2020/wordml/sdtdatahash" xmlns:w16sdtfl="http://schemas.microsoft.com/office/word/2024/wordml/sdtformatlock" xmlns:w16se="http://schemas.microsoft.com/office/word/2015/wordml/symex" xmlns:wpg="http://schemas.microsoft.com/office/word/2010/wordprocessingGroup" xmlns:wpi="http://schemas.microsoft.com/office/word/2010/wordprocessingInk" xmlns:wne="http://schemas.microsoft.com/office/word/2006/wordml" xmlns:wps="http://schemas.microsoft.com/office/word/2010/wordprocessingShape" mc:Ignorable="w14 w15 w16se w16cid w16 w16cex w16sdtdh w16sdtfl w16du wp14">
+<w:footnotes xmlns:wpc="http://schemas.microsoft.com/office/word/2010/wordprocessingCanvas" xmlns:cx="http://schemas.microsoft.com/office/drawing/2014/chartex" xmlns:cx1="http://schemas.microsoft.com/office/drawing/2015/9/8/chartex" xmlns:cx2="http://schemas.microsoft.com/office/drawing/2015/10/21/chartex" xmlns:cx3="http://schemas.microsoft.com/office/drawing/2016/5/9/chartex" xmlns:cx4="http://schemas.microsoft.com/office/drawing/2016/5/10/chartex" xmlns:cx5="http://schemas.microsoft.com/office/drawing/2016/5/11/chartex" xmlns:cx6="http://schemas.microsoft.com/office/drawing/2016/5/12/chartex" xmlns:cx7="http://schemas.microsoft.com/office/drawing/2016/5/13/chartex" xmlns:cx8="http://schemas.microsoft.com/office/drawing/2016/5/14/chartex" xmlns:mc="http://schemas.openxmlformats.org/markup-compatibility/2006" xmlns:m="http://schemas.openxmlformats.org/officeDocument/2006/math" xmlns:aink="http://schemas.microsoft.com/office/drawing/2016/ink" xmlns:am3d="http://schemas.microsoft.com/office/drawing/2017/model3d" xmlns:oel="http://schemas.microsoft.com/office/2019/extlst" xmlns:r="http://schemas.openxmlformats.org/officeDocument/2006/relationships" xmlns:wp14="http://schemas.microsoft.com/office/word/2010/wordprocessingDrawing" xmlns:wp="http://schemas.openxmlformats.org/drawingml/2006/wordprocessingDrawing" xmlns:wpg="http://schemas.microsoft.com/office/word/2010/wordprocessingGroup" xmlns:wpi="http://schemas.microsoft.com/office/word/2010/wordprocessingInk" xmlns:wps="http://schemas.microsoft.com/office/word/2010/wordprocessingShape" xmlns:o="urn:schemas-microsoft-com:office:office" xmlns:v="urn:schemas-microsoft-com:vml" xmlns:w10="urn:schemas-microsoft-com:office:word" xmlns:w="http://schemas.openxmlformats.org/wordprocessingml/2006/main" xmlns:w14="http://schemas.microsoft.com/office/word/2010/wordml" xmlns:w15="http://schemas.microsoft.com/office/word/2012/wordml" xmlns:w16cei="http://schemas.microsoft.com/office/word/2026/wordml/cei" xmlns:w16cex="http://schemas.microsoft.com/office/word/2018/wordml/cex" xmlns:w16cid="http://schemas.microsoft.com/office/word/2016/wordml/cid" xmlns:w16="http://schemas.microsoft.com/office/word/2018/wordml" xmlns:w16sdtdh="http://schemas.microsoft.com/office/word/2020/wordml/sdtdatahash" xmlns:w16sdtfl="http://schemas.microsoft.com/office/word/2024/wordml/sdtformatlock" xmlns:w16se="http://schemas.microsoft.com/office/word/2015/wordml/symex" xmlns:w16du="http://schemas.microsoft.com/office/word/2023/wordml/word16du" xmlns:wne="http://schemas.microsoft.com/office/word/2006/wordml" mc:Ignorable="w14 w15 w16se w16cid w16 w16cex w16sdtdh w16sdtfl w16du wp14">
   <w:footnote w:type="separator" w:id="-1">
     <w:p>
       <w:r>
@@ -8976,7 +8987,7 @@
 </file>
 
 <file path=word/header1.xml><?xml version="1.0" encoding="utf-8"?>
-<w:hdr xmlns:wpc="http://schemas.microsoft.com/office/word/2010/wordprocessingCanvas" xmlns:cx="http://schemas.microsoft.com/office/drawing/2014/chartex" xmlns:cx1="http://schemas.microsoft.com/office/drawing/2015/9/8/chartex" xmlns:cx2="http://schemas.microsoft.com/office/drawing/2015/10/21/chartex" xmlns:cx3="http://schemas.microsoft.com/office/drawing/2016/5/9/chartex" xmlns:cx4="http://schemas.microsoft.com/office/drawing/2016/5/10/chartex" xmlns:cx5="http://schemas.microsoft.com/office/drawing/2016/5/11/chartex" xmlns:cx6="http://schemas.microsoft.com/office/drawing/2016/5/12/chartex" xmlns:cx7="http://schemas.microsoft.com/office/drawing/2016/5/13/chartex" xmlns:cx8="http://schemas.microsoft.com/office/drawing/2016/5/14/chartex" xmlns:mc="http://schemas.openxmlformats.org/markup-compatibility/2006" xmlns:aink="http://schemas.microsoft.com/office/drawing/2016/ink" xmlns:am3d="http://schemas.microsoft.com/office/drawing/2017/model3d" xmlns:o="urn:schemas-microsoft-com:office:office" xmlns:oel="http://schemas.microsoft.com/office/2019/extlst" xmlns:r="http://schemas.openxmlformats.org/officeDocument/2006/relationships" xmlns:m="http://schemas.openxmlformats.org/officeDocument/2006/math" xmlns:v="urn:schemas-microsoft-com:vml" xmlns:wp14="http://schemas.microsoft.com/office/word/2010/wordprocessingDrawing" xmlns:wp="http://schemas.openxmlformats.org/drawingml/2006/wordprocessingDrawing" xmlns:w10="urn:schemas-microsoft-com:office:word" xmlns:w="http://schemas.openxmlformats.org/wordprocessingml/2006/main" xmlns:w14="http://schemas.microsoft.com/office/word/2010/wordml" xmlns:w15="http://schemas.microsoft.com/office/word/2012/wordml" xmlns:w16cex="http://schemas.microsoft.com/office/word/2018/wordml/cex" xmlns:w16cid="http://schemas.microsoft.com/office/word/2016/wordml/cid" xmlns:w16="http://schemas.microsoft.com/office/word/2018/wordml" xmlns:w16du="http://schemas.microsoft.com/office/word/2023/wordml/word16du" xmlns:w16sdtdh="http://schemas.microsoft.com/office/word/2020/wordml/sdtdatahash" xmlns:w16sdtfl="http://schemas.microsoft.com/office/word/2024/wordml/sdtformatlock" xmlns:w16se="http://schemas.microsoft.com/office/word/2015/wordml/symex" xmlns:wpg="http://schemas.microsoft.com/office/word/2010/wordprocessingGroup" xmlns:wpi="http://schemas.microsoft.com/office/word/2010/wordprocessingInk" xmlns:wne="http://schemas.microsoft.com/office/word/2006/wordml" xmlns:wps="http://schemas.microsoft.com/office/word/2010/wordprocessingShape" mc:Ignorable="w14 w15 w16se w16cid w16 w16cex w16sdtdh w16sdtfl w16du wp14">
+<w:hdr xmlns:wpc="http://schemas.microsoft.com/office/word/2010/wordprocessingCanvas" xmlns:cx="http://schemas.microsoft.com/office/drawing/2014/chartex" xmlns:cx1="http://schemas.microsoft.com/office/drawing/2015/9/8/chartex" xmlns:cx2="http://schemas.microsoft.com/office/drawing/2015/10/21/chartex" xmlns:cx3="http://schemas.microsoft.com/office/drawing/2016/5/9/chartex" xmlns:cx4="http://schemas.microsoft.com/office/drawing/2016/5/10/chartex" xmlns:cx5="http://schemas.microsoft.com/office/drawing/2016/5/11/chartex" xmlns:cx6="http://schemas.microsoft.com/office/drawing/2016/5/12/chartex" xmlns:cx7="http://schemas.microsoft.com/office/drawing/2016/5/13/chartex" xmlns:cx8="http://schemas.microsoft.com/office/drawing/2016/5/14/chartex" xmlns:mc="http://schemas.openxmlformats.org/markup-compatibility/2006" xmlns:m="http://schemas.openxmlformats.org/officeDocument/2006/math" xmlns:aink="http://schemas.microsoft.com/office/drawing/2016/ink" xmlns:am3d="http://schemas.microsoft.com/office/drawing/2017/model3d" xmlns:oel="http://schemas.microsoft.com/office/2019/extlst" xmlns:r="http://schemas.openxmlformats.org/officeDocument/2006/relationships" xmlns:wp14="http://schemas.microsoft.com/office/word/2010/wordprocessingDrawing" xmlns:wp="http://schemas.openxmlformats.org/drawingml/2006/wordprocessingDrawing" xmlns:wpg="http://schemas.microsoft.com/office/word/2010/wordprocessingGroup" xmlns:wpi="http://schemas.microsoft.com/office/word/2010/wordprocessingInk" xmlns:wps="http://schemas.microsoft.com/office/word/2010/wordprocessingShape" xmlns:o="urn:schemas-microsoft-com:office:office" xmlns:v="urn:schemas-microsoft-com:vml" xmlns:w10="urn:schemas-microsoft-com:office:word" xmlns:w="http://schemas.openxmlformats.org/wordprocessingml/2006/main" xmlns:w14="http://schemas.microsoft.com/office/word/2010/wordml" xmlns:w15="http://schemas.microsoft.com/office/word/2012/wordml" xmlns:w16cei="http://schemas.microsoft.com/office/word/2026/wordml/cei" xmlns:w16cex="http://schemas.microsoft.com/office/word/2018/wordml/cex" xmlns:w16cid="http://schemas.microsoft.com/office/word/2016/wordml/cid" xmlns:w16="http://schemas.microsoft.com/office/word/2018/wordml" xmlns:w16sdtdh="http://schemas.microsoft.com/office/word/2020/wordml/sdtdatahash" xmlns:w16sdtfl="http://schemas.microsoft.com/office/word/2024/wordml/sdtformatlock" xmlns:w16se="http://schemas.microsoft.com/office/word/2015/wordml/symex" xmlns:w16du="http://schemas.microsoft.com/office/word/2023/wordml/word16du" xmlns:wne="http://schemas.microsoft.com/office/word/2006/wordml" mc:Ignorable="w14 w15 w16se w16cid w16 w16cex w16sdtdh w16sdtfl w16du wp14">
   <w:tbl>
     <w:tblPr>
       <w:tblStyle w:val="Grilledutableau"/>
@@ -9110,7 +9121,7 @@
 </file>
 
 <file path=word/numbering.xml><?xml version="1.0" encoding="utf-8"?>
-<w:numbering xmlns:wpc="http://schemas.microsoft.com/office/word/2010/wordprocessingCanvas" xmlns:cx="http://schemas.microsoft.com/office/drawing/2014/chartex" xmlns:cx1="http://schemas.microsoft.com/office/drawing/2015/9/8/chartex" xmlns:cx2="http://schemas.microsoft.com/office/drawing/2015/10/21/chartex" xmlns:cx3="http://schemas.microsoft.com/office/drawing/2016/5/9/chartex" xmlns:cx4="http://schemas.microsoft.com/office/drawing/2016/5/10/chartex" xmlns:cx5="http://schemas.microsoft.com/office/drawing/2016/5/11/chartex" xmlns:cx6="http://schemas.microsoft.com/office/drawing/2016/5/12/chartex" xmlns:cx7="http://schemas.microsoft.com/office/drawing/2016/5/13/chartex" xmlns:cx8="http://schemas.microsoft.com/office/drawing/2016/5/14/chartex" xmlns:mc="http://schemas.openxmlformats.org/markup-compatibility/2006" xmlns:aink="http://schemas.microsoft.com/office/drawing/2016/ink" xmlns:am3d="http://schemas.microsoft.com/office/drawing/2017/model3d" xmlns:o="urn:schemas-microsoft-com:office:office" xmlns:oel="http://schemas.microsoft.com/office/2019/extlst" xmlns:r="http://schemas.openxmlformats.org/officeDocument/2006/relationships" xmlns:m="http://schemas.openxmlformats.org/officeDocument/2006/math" xmlns:v="urn:schemas-microsoft-com:vml" xmlns:wp14="http://schemas.microsoft.com/office/word/2010/wordprocessingDrawing" xmlns:wp="http://schemas.openxmlformats.org/drawingml/2006/wordprocessingDrawing" xmlns:w10="urn:schemas-microsoft-com:office:word" xmlns:w="http://schemas.openxmlformats.org/wordprocessingml/2006/main" xmlns:w14="http://schemas.microsoft.com/office/word/2010/wordml" xmlns:w15="http://schemas.microsoft.com/office/word/2012/wordml" xmlns:w16cex="http://schemas.microsoft.com/office/word/2018/wordml/cex" xmlns:w16cid="http://schemas.microsoft.com/office/word/2016/wordml/cid" xmlns:w16="http://schemas.microsoft.com/office/word/2018/wordml" xmlns:w16du="http://schemas.microsoft.com/office/word/2023/wordml/word16du" xmlns:w16sdtdh="http://schemas.microsoft.com/office/word/2020/wordml/sdtdatahash" xmlns:w16sdtfl="http://schemas.microsoft.com/office/word/2024/wordml/sdtformatlock" xmlns:w16se="http://schemas.microsoft.com/office/word/2015/wordml/symex" xmlns:wpg="http://schemas.microsoft.com/office/word/2010/wordprocessingGroup" xmlns:wpi="http://schemas.microsoft.com/office/word/2010/wordprocessingInk" xmlns:wne="http://schemas.microsoft.com/office/word/2006/wordml" xmlns:wps="http://schemas.microsoft.com/office/word/2010/wordprocessingShape" mc:Ignorable="w14 w15 w16se w16cid w16 w16cex w16sdtdh w16sdtfl w16du wp14">
+<w:numbering xmlns:wpc="http://schemas.microsoft.com/office/word/2010/wordprocessingCanvas" xmlns:cx="http://schemas.microsoft.com/office/drawing/2014/chartex" xmlns:cx1="http://schemas.microsoft.com/office/drawing/2015/9/8/chartex" xmlns:cx2="http://schemas.microsoft.com/office/drawing/2015/10/21/chartex" xmlns:cx3="http://schemas.microsoft.com/office/drawing/2016/5/9/chartex" xmlns:cx4="http://schemas.microsoft.com/office/drawing/2016/5/10/chartex" xmlns:cx5="http://schemas.microsoft.com/office/drawing/2016/5/11/chartex" xmlns:cx6="http://schemas.microsoft.com/office/drawing/2016/5/12/chartex" xmlns:cx7="http://schemas.microsoft.com/office/drawing/2016/5/13/chartex" xmlns:cx8="http://schemas.microsoft.com/office/drawing/2016/5/14/chartex" xmlns:mc="http://schemas.openxmlformats.org/markup-compatibility/2006" xmlns:m="http://schemas.openxmlformats.org/officeDocument/2006/math" xmlns:aink="http://schemas.microsoft.com/office/drawing/2016/ink" xmlns:am3d="http://schemas.microsoft.com/office/drawing/2017/model3d" xmlns:oel="http://schemas.microsoft.com/office/2019/extlst" xmlns:r="http://schemas.openxmlformats.org/officeDocument/2006/relationships" xmlns:wp14="http://schemas.microsoft.com/office/word/2010/wordprocessingDrawing" xmlns:wp="http://schemas.openxmlformats.org/drawingml/2006/wordprocessingDrawing" xmlns:wpg="http://schemas.microsoft.com/office/word/2010/wordprocessingGroup" xmlns:wpi="http://schemas.microsoft.com/office/word/2010/wordprocessingInk" xmlns:wps="http://schemas.microsoft.com/office/word/2010/wordprocessingShape" xmlns:o="urn:schemas-microsoft-com:office:office" xmlns:v="urn:schemas-microsoft-com:vml" xmlns:w10="urn:schemas-microsoft-com:office:word" xmlns:w="http://schemas.openxmlformats.org/wordprocessingml/2006/main" xmlns:w14="http://schemas.microsoft.com/office/word/2010/wordml" xmlns:w15="http://schemas.microsoft.com/office/word/2012/wordml" xmlns:w16cei="http://schemas.microsoft.com/office/word/2026/wordml/cei" xmlns:w16cex="http://schemas.microsoft.com/office/word/2018/wordml/cex" xmlns:w16cid="http://schemas.microsoft.com/office/word/2016/wordml/cid" xmlns:w16="http://schemas.microsoft.com/office/word/2018/wordml" xmlns:w16sdtdh="http://schemas.microsoft.com/office/word/2020/wordml/sdtdatahash" xmlns:w16sdtfl="http://schemas.microsoft.com/office/word/2024/wordml/sdtformatlock" xmlns:w16se="http://schemas.microsoft.com/office/word/2015/wordml/symex" xmlns:w16du="http://schemas.microsoft.com/office/word/2023/wordml/word16du" xmlns:wne="http://schemas.microsoft.com/office/word/2006/wordml" mc:Ignorable="w14 w15 w16se w16cid w16 w16cex w16sdtdh w16sdtfl w16du wp14">
   <w:abstractNum w:abstractNumId="0" w15:restartNumberingAfterBreak="0">
     <w:nsid w:val="00000001"/>
     <w:multiLevelType w:val="hybridMultilevel"/>
@@ -16223,7 +16234,7 @@
 </file>
 
 <file path=word/styles.xml><?xml version="1.0" encoding="utf-8"?>
-<w:styles xmlns:mc="http://schemas.openxmlformats.org/markup-compatibility/2006" xmlns:r="http://schemas.openxmlformats.org/officeDocument/2006/relationships" xmlns:w="http://schemas.openxmlformats.org/wordprocessingml/2006/main" xmlns:w14="http://schemas.microsoft.com/office/word/2010/wordml" xmlns:w15="http://schemas.microsoft.com/office/word/2012/wordml" xmlns:w16cex="http://schemas.microsoft.com/office/word/2018/wordml/cex" xmlns:w16cid="http://schemas.microsoft.com/office/word/2016/wordml/cid" xmlns:w16="http://schemas.microsoft.com/office/word/2018/wordml" xmlns:w16du="http://schemas.microsoft.com/office/word/2023/wordml/word16du" xmlns:w16sdtdh="http://schemas.microsoft.com/office/word/2020/wordml/sdtdatahash" xmlns:w16sdtfl="http://schemas.microsoft.com/office/word/2024/wordml/sdtformatlock" xmlns:w16se="http://schemas.microsoft.com/office/word/2015/wordml/symex" mc:Ignorable="w14 w15 w16se w16cid w16 w16cex w16sdtdh w16sdtfl w16du">
+<w:styles xmlns:mc="http://schemas.openxmlformats.org/markup-compatibility/2006" xmlns:r="http://schemas.openxmlformats.org/officeDocument/2006/relationships" xmlns:w="http://schemas.openxmlformats.org/wordprocessingml/2006/main" xmlns:w14="http://schemas.microsoft.com/office/word/2010/wordml" xmlns:w15="http://schemas.microsoft.com/office/word/2012/wordml" xmlns:w16cex="http://schemas.microsoft.com/office/word/2018/wordml/cex" xmlns:w16cid="http://schemas.microsoft.com/office/word/2016/wordml/cid" xmlns:w16="http://schemas.microsoft.com/office/word/2018/wordml" xmlns:w16sdtdh="http://schemas.microsoft.com/office/word/2020/wordml/sdtdatahash" xmlns:w16sdtfl="http://schemas.microsoft.com/office/word/2024/wordml/sdtformatlock" xmlns:w16se="http://schemas.microsoft.com/office/word/2015/wordml/symex" xmlns:w16du="http://schemas.microsoft.com/office/word/2023/wordml/word16du" mc:Ignorable="w14 w15 w16se w16cid w16 w16cex w16sdtdh w16sdtfl w16du">
   <w:docDefaults>
     <w:rPrDefault>
       <w:rPr>
@@ -17700,6 +17711,25 @@
 </file>
 
 <file path=customXml/item1.xml><?xml version="1.0" encoding="utf-8"?>
+<p:properties xmlns:p="http://schemas.microsoft.com/office/2006/metadata/properties" xmlns:xsi="http://www.w3.org/2001/XMLSchema-instance" xmlns:pc="http://schemas.microsoft.com/office/infopath/2007/PartnerControls">
+  <documentManagement/>
+</p:properties>
+</file>
+
+<file path=customXml/item2.xml><?xml version="1.0" encoding="utf-8"?>
+<?mso-contentType ?>
+<FormTemplates xmlns="http://schemas.microsoft.com/sharepoint/v3/contenttype/forms">
+  <Display>DocumentLibraryForm</Display>
+  <Edit>DocumentLibraryForm</Edit>
+  <New>DocumentLibraryForm</New>
+</FormTemplates>
+</file>
+
+<file path=customXml/item3.xml><?xml version="1.0" encoding="utf-8"?>
+<b:Sources xmlns:b="http://schemas.openxmlformats.org/officeDocument/2006/bibliography" xmlns="http://schemas.openxmlformats.org/officeDocument/2006/bibliography" SelectedStyle="\APA.XSL" StyleName="APA"/>
+</file>
+
+<file path=customXml/item4.xml><?xml version="1.0" encoding="utf-8"?>
 <ct:contentTypeSchema xmlns:ct="http://schemas.microsoft.com/office/2006/metadata/contentType" xmlns:ma="http://schemas.microsoft.com/office/2006/metadata/properties/metaAttributes" ct:_="" ma:_="" ma:contentTypeName="Document" ma:contentTypeID="0x010100C3E2D558BB2BB141A354A08AE5EF8ED7" ma:contentTypeVersion="0" ma:contentTypeDescription="Crée un document." ma:contentTypeScope="" ma:versionID="85b2200c7b572da49fb311609afa97d4">
   <xsd:schema xmlns:xsd="http://www.w3.org/2001/XMLSchema" xmlns:xs="http://www.w3.org/2001/XMLSchema" xmlns:p="http://schemas.microsoft.com/office/2006/metadata/properties" targetNamespace="http://schemas.microsoft.com/office/2006/metadata/properties" ma:root="true" ma:fieldsID="531dd4653f8cc8c89cec826417faa1b7">
     <xsd:element name="properties">
@@ -17813,26 +17843,32 @@
 </ct:contentTypeSchema>
 </file>
 
-<file path=customXml/item2.xml><?xml version="1.0" encoding="utf-8"?>
-<b:Sources xmlns:b="http://schemas.openxmlformats.org/officeDocument/2006/bibliography" xmlns="http://schemas.openxmlformats.org/officeDocument/2006/bibliography" SelectedStyle="\APA.XSL" StyleName="APA"/>
+<file path=customXml/itemProps1.xml><?xml version="1.0" encoding="utf-8"?>
+<ds:datastoreItem xmlns:ds="http://schemas.openxmlformats.org/officeDocument/2006/customXml" ds:itemID="{9B861009-9820-4857-AA9C-602B39F16E37}">
+  <ds:schemaRefs>
+    <ds:schemaRef ds:uri="http://schemas.microsoft.com/office/2006/metadata/properties"/>
+    <ds:schemaRef ds:uri="http://schemas.microsoft.com/office/infopath/2007/PartnerControls"/>
+  </ds:schemaRefs>
+</ds:datastoreItem>
 </file>
 
-<file path=customXml/item3.xml><?xml version="1.0" encoding="utf-8"?>
-<?mso-contentType ?>
-<FormTemplates xmlns="http://schemas.microsoft.com/sharepoint/v3/contenttype/forms">
-  <Display>DocumentLibraryForm</Display>
-  <Edit>DocumentLibraryForm</Edit>
-  <New>DocumentLibraryForm</New>
-</FormTemplates>
+<file path=customXml/itemProps2.xml><?xml version="1.0" encoding="utf-8"?>
+<ds:datastoreItem xmlns:ds="http://schemas.openxmlformats.org/officeDocument/2006/customXml" ds:itemID="{C506BECE-024A-43AA-93E1-A1692C200E80}">
+  <ds:schemaRefs>
+    <ds:schemaRef ds:uri="http://schemas.microsoft.com/sharepoint/v3/contenttype/forms"/>
+  </ds:schemaRefs>
+</ds:datastoreItem>
 </file>
 
-<file path=customXml/item4.xml><?xml version="1.0" encoding="utf-8"?>
-<p:properties xmlns:p="http://schemas.microsoft.com/office/2006/metadata/properties" xmlns:xsi="http://www.w3.org/2001/XMLSchema-instance" xmlns:pc="http://schemas.microsoft.com/office/infopath/2007/PartnerControls">
-  <documentManagement/>
-</p:properties>
+<file path=customXml/itemProps3.xml><?xml version="1.0" encoding="utf-8"?>
+<ds:datastoreItem xmlns:ds="http://schemas.openxmlformats.org/officeDocument/2006/customXml" ds:itemID="{FA4514EC-27B2-4787-8027-F556B4D33CCA}">
+  <ds:schemaRefs>
+    <ds:schemaRef ds:uri="http://schemas.openxmlformats.org/officeDocument/2006/bibliography"/>
+  </ds:schemaRefs>
+</ds:datastoreItem>
 </file>
 
-<file path=customXml/itemProps1.xml><?xml version="1.0" encoding="utf-8"?>
+<file path=customXml/itemProps4.xml><?xml version="1.0" encoding="utf-8"?>
 <ds:datastoreItem xmlns:ds="http://schemas.openxmlformats.org/officeDocument/2006/customXml" ds:itemID="{A704FC22-10E1-4FFA-B87C-AE46E9C14F47}">
   <ds:schemaRefs>
     <ds:schemaRef ds:uri="http://schemas.microsoft.com/office/2006/metadata/contentType"/>
@@ -17846,29 +17882,4 @@
     <ds:schemaRef ds:uri="http://schemas.microsoft.com/office/infopath/2007/PartnerControls"/>
   </ds:schemaRefs>
 </ds:datastoreItem>
-</file>
-
-<file path=customXml/itemProps2.xml><?xml version="1.0" encoding="utf-8"?>
-<ds:datastoreItem xmlns:ds="http://schemas.openxmlformats.org/officeDocument/2006/customXml" ds:itemID="{FA4514EC-27B2-4787-8027-F556B4D33CCA}">
-  <ds:schemaRefs>
-    <ds:schemaRef ds:uri="http://schemas.openxmlformats.org/officeDocument/2006/bibliography"/>
-  </ds:schemaRefs>
-</ds:datastoreItem>
-</file>
-
-<file path=customXml/itemProps3.xml><?xml version="1.0" encoding="utf-8"?>
-<ds:datastoreItem xmlns:ds="http://schemas.openxmlformats.org/officeDocument/2006/customXml" ds:itemID="{C506BECE-024A-43AA-93E1-A1692C200E80}">
-  <ds:schemaRefs>
-    <ds:schemaRef ds:uri="http://schemas.microsoft.com/sharepoint/v3/contenttype/forms"/>
-  </ds:schemaRefs>
-</ds:datastoreItem>
-</file>
-
-<file path=customXml/itemProps4.xml><?xml version="1.0" encoding="utf-8"?>
-<ds:datastoreItem xmlns:ds="http://schemas.openxmlformats.org/officeDocument/2006/customXml" ds:itemID="{9B861009-9820-4857-AA9C-602B39F16E37}">
-  <ds:schemaRefs>
-    <ds:schemaRef ds:uri="http://schemas.microsoft.com/office/2006/metadata/properties"/>
-    <ds:schemaRef ds:uri="http://schemas.microsoft.com/office/infopath/2007/PartnerControls"/>
-  </ds:schemaRefs>
-</ds:datastoreItem>
 </file>